--- a/public/templates/dogovor-client.docx
+++ b/public/templates/dogovor-client.docx
@@ -39,7 +39,7 @@
           <w:sz w:val="28"/>
           <w:szCs w:val="28"/>
         </w:rPr>
-        <w:t xml:space="preserve">Договор №6874                                         </w:t>
+        <w:t xml:space="preserve">Договор №{{CONTRACT_NO}}                                         </w:t>
       </w:r>
       <w:r>
         <w:rPr>
@@ -54,7 +54,7 @@
           <w:sz w:val="20"/>
           <w:szCs w:val="20"/>
         </w:rPr>
-        <w:t>г. Жуковский   8  июня  2026 г</w:t>
+        <w:t>{{CITY_DATE}}</w:t>
       </w:r>
     </w:p>
     <w:p>
@@ -307,7 +307,7 @@
                 <w:b/>
                 <w:bCs/>
               </w:rPr>
-              <w:t>: Юрцев Сергей Андреевич</w:t>
+              <w:t>: {{FIO}}</w:t>
             </w:r>
           </w:p>
         </w:tc>
@@ -415,7 +415,7 @@
                 <w:sz w:val="18"/>
                 <w:szCs w:val="18"/>
               </w:rPr>
-              <w:t xml:space="preserve">Дата рождения: </w:t>
+              <w:t xml:space="preserve">Дата рождения: {{BIRTH}}</w:t>
             </w:r>
           </w:p>
         </w:tc>
@@ -626,7 +626,7 @@
                 <w:sz w:val="18"/>
                 <w:szCs w:val="18"/>
               </w:rPr>
-              <w:t>Телефон: 89166256925</w:t>
+              <w:t>Телефон: {{PHONE}}</w:t>
             </w:r>
           </w:p>
         </w:tc>
@@ -737,7 +737,7 @@
           <w:b/>
           <w:bCs/>
         </w:rPr>
-        <w:t xml:space="preserve"> Юрцев Сергей Андреевич</w:t>
+        <w:t xml:space="preserve"> {{FIO}}</w:t>
       </w:r>
     </w:p>
     <w:p>
@@ -1516,7 +1516,7 @@
           <w:sz w:val="14"/>
           <w:szCs w:val="14"/>
         </w:rPr>
-        <w:t xml:space="preserve">     Договор № 6874 Стр. 1 из 3</w:t>
+        <w:t xml:space="preserve">     Договор № {{CONTRACT_NO}} Стр. 1 из 3</w:t>
       </w:r>
     </w:p>
     <w:p>
@@ -1723,7 +1723,7 @@
                 <w:sz w:val="20"/>
                 <w:szCs w:val="20"/>
               </w:rPr>
-              <w:t>Марка / модель: MITSUBISHI OUTLANDER</w:t>
+              <w:t>Марка / модель: {{CAR}}</w:t>
             </w:r>
           </w:p>
         </w:tc>
@@ -1795,7 +1795,7 @@
                 <w:sz w:val="20"/>
                 <w:szCs w:val="20"/>
               </w:rPr>
-              <w:t>VIN: LL66HAB00NB031973</w:t>
+              <w:t>VIN: {{VIN}}</w:t>
             </w:r>
           </w:p>
         </w:tc>
@@ -1831,7 +1831,7 @@
                 <w:szCs w:val="20"/>
                 <w:u w:val="single"/>
               </w:rPr>
-              <w:t xml:space="preserve">Комлекс  </w:t>
+              <w:t xml:space="preserve">{{SERVICE_NOTE}}</w:t>
             </w:r>
           </w:p>
         </w:tc>
@@ -1870,7 +1870,7 @@
                 <w:sz w:val="20"/>
                 <w:szCs w:val="20"/>
               </w:rPr>
-              <w:t>Гос. номер: O348BH250</w:t>
+              <w:t>Гос. номер: {{PLATE}}</w:t>
             </w:r>
           </w:p>
         </w:tc>
@@ -1942,7 +1942,7 @@
                 <w:sz w:val="20"/>
                 <w:szCs w:val="20"/>
               </w:rPr>
-              <w:t>Год выпуска: 2022г</w:t>
+              <w:t>Год выпуска: {{YEAR}}</w:t>
             </w:r>
           </w:p>
         </w:tc>
@@ -2754,7 +2754,7 @@
                 <w:sz w:val="20"/>
                 <w:szCs w:val="20"/>
               </w:rPr>
-              <w:t>06.06.2026г</w:t>
+              <w:t>{{START}}</w:t>
             </w:r>
             <w:r>
               <w:rPr>
@@ -2765,7 +2765,7 @@
                 <w:szCs w:val="20"/>
               </w:rPr>
               <w:br/>
-              <w:t>Окончание работ (ориентировочно): 07.06.2026г</w:t>
+              <w:t>Окончание работ (ориентировочно): {{END}}</w:t>
             </w:r>
             <w:r>
               <w:rPr>
@@ -3305,7 +3305,7 @@
                 <w:sz w:val="20"/>
                 <w:szCs w:val="20"/>
               </w:rPr>
-              <w:t>Предварительная стоимость работ составляет:41500р</w:t>
+              <w:t>Предварительная стоимость работ составляет:{{PRICE}}</w:t>
             </w:r>
           </w:p>
           <w:p>
@@ -3335,7 +3335,7 @@
                 <w:sz w:val="20"/>
                 <w:szCs w:val="20"/>
               </w:rPr>
-              <w:t>(Сорок одна тысяча пятьсот рублей 00 копеек)</w:t>
+              <w:t>({{PRICE_WORDS}})</w:t>
             </w:r>
           </w:p>
           <w:p>
@@ -4119,7 +4119,7 @@
           <w:sz w:val="14"/>
           <w:szCs w:val="14"/>
         </w:rPr>
-        <w:t xml:space="preserve">                                                                                                                                                                                                                                                                                   Договор № 6874  Стр. 2 из 3</w:t>
+        <w:t xml:space="preserve">                                                                                                                                                                                                                                                                                   Договор № {{CONTRACT_NO}}  Стр. 2 из 3</w:t>
       </w:r>
       <w:r>
         <w:rPr>
@@ -5718,7 +5718,7 @@
           <w:b/>
           <w:bCs/>
         </w:rPr>
-        <w:t xml:space="preserve">  Юрцев Сергей Андреевич</w:t>
+        <w:t xml:space="preserve">  {{FIO}}</w:t>
       </w:r>
     </w:p>
     <w:p>
